--- a/Documentation/M-Duino-Trigger_Box_Code_Explanation/Trigger_Box_Controller_Explanation_v000.docx
+++ b/Documentation/M-Duino-Trigger_Box_Code_Explanation/Trigger_Box_Controller_Explanation_v000.docx
@@ -133,7 +133,7 @@
                 <w:b w:val="0"/>
                 <w:sz w:val="21"/>
               </w:rPr>
-              <w:t>2026-05-03</w:t>
+              <w:t>2026-05-04</w:t>
             </w:r>
           </w:p>
         </w:tc>
@@ -1310,6 +1310,214 @@
           <w:rFonts w:ascii="Arial" w:hAnsi="Arial" w:cs="Arial"/>
         </w:rPr>
         <w:t>This naming style makes the timing easier to understand and reduces mistakes when adjusting values.</w:t>
+      </w:r>
+    </w:p>
+    <w:p>
+      <w:r>
+        <w:rPr>
+          <w:rFonts w:ascii="Arial" w:hAnsi="Arial" w:cs="Arial"/>
+        </w:rPr>
+        <w:t>Why the reviewed script is better than the original on units</w:t>
+      </w:r>
+    </w:p>
+    <w:p>
+      <w:r>
+        <w:rPr>
+          <w:rFonts w:ascii="Arial" w:hAnsi="Arial" w:cs="Arial"/>
+        </w:rPr>
+        <w:t>The reviewed `M_Duino_v002.ino` is better than the original sketch in how it handles units.</w:t>
+      </w:r>
+    </w:p>
+    <w:p>
+      <w:r>
+        <w:rPr>
+          <w:rFonts w:ascii="Arial" w:hAnsi="Arial" w:cs="Arial"/>
+        </w:rPr>
+        <w:t>The original code used shorter names such as:</w:t>
+      </w:r>
+    </w:p>
+    <w:p>
+      <w:pPr>
+        <w:pStyle w:val="ListBullet"/>
+        <w:spacing w:after="120"/>
+      </w:pPr>
+      <w:r>
+        <w:rPr>
+          <w:rFonts w:ascii="Arial" w:hAnsi="Arial" w:cs="Arial"/>
+        </w:rPr>
+        <w:t>`dwell`</w:t>
+      </w:r>
+    </w:p>
+    <w:p>
+      <w:pPr>
+        <w:pStyle w:val="ListBullet"/>
+        <w:spacing w:after="120"/>
+      </w:pPr>
+      <w:r>
+        <w:rPr>
+          <w:rFonts w:ascii="Arial" w:hAnsi="Arial" w:cs="Arial"/>
+        </w:rPr>
+        <w:t>`Delay`</w:t>
+      </w:r>
+    </w:p>
+    <w:p>
+      <w:r>
+        <w:rPr>
+          <w:rFonts w:ascii="Arial" w:hAnsi="Arial" w:cs="Arial"/>
+        </w:rPr>
+        <w:t>Those names are compact, but they are much easier to misunderstand because the unit and physical meaning are not visible at the point of use.</w:t>
+      </w:r>
+    </w:p>
+    <w:p>
+      <w:r>
+        <w:rPr>
+          <w:rFonts w:ascii="Arial" w:hAnsi="Arial" w:cs="Arial"/>
+        </w:rPr>
+        <w:t>The reviewed code is clearer because names such as:</w:t>
+      </w:r>
+    </w:p>
+    <w:p>
+      <w:pPr>
+        <w:pStyle w:val="ListBullet"/>
+        <w:spacing w:after="120"/>
+      </w:pPr>
+      <w:r>
+        <w:rPr>
+          <w:rFonts w:ascii="Arial" w:hAnsi="Arial" w:cs="Arial"/>
+        </w:rPr>
+        <w:t>`sparkDwell_us`</w:t>
+      </w:r>
+    </w:p>
+    <w:p>
+      <w:pPr>
+        <w:pStyle w:val="ListBullet"/>
+        <w:spacing w:after="120"/>
+      </w:pPr>
+      <w:r>
+        <w:rPr>
+          <w:rFonts w:ascii="Arial" w:hAnsi="Arial" w:cs="Arial"/>
+        </w:rPr>
+        <w:t>`daqPulse_us`</w:t>
+      </w:r>
+    </w:p>
+    <w:p>
+      <w:pPr>
+        <w:pStyle w:val="ListBullet"/>
+        <w:spacing w:after="120"/>
+      </w:pPr>
+      <w:r>
+        <w:rPr>
+          <w:rFonts w:ascii="Arial" w:hAnsi="Arial" w:cs="Arial"/>
+        </w:rPr>
+        <w:t>`hotWireBurn_us`</w:t>
+      </w:r>
+    </w:p>
+    <w:p>
+      <w:r>
+        <w:rPr>
+          <w:rFonts w:ascii="Arial" w:hAnsi="Arial" w:cs="Arial"/>
+        </w:rPr>
+        <w:t>make the time unit explicit.</w:t>
+      </w:r>
+    </w:p>
+    <w:p>
+      <w:r>
+        <w:rPr>
+          <w:rFonts w:ascii="Arial" w:hAnsi="Arial" w:cs="Arial"/>
+        </w:rPr>
+        <w:t>This improves:</w:t>
+      </w:r>
+    </w:p>
+    <w:p>
+      <w:pPr>
+        <w:pStyle w:val="ListBullet"/>
+        <w:spacing w:after="120"/>
+      </w:pPr>
+      <w:r>
+        <w:rPr>
+          <w:rFonts w:ascii="Arial" w:hAnsi="Arial" w:cs="Arial"/>
+        </w:rPr>
+        <w:t>code readability</w:t>
+      </w:r>
+    </w:p>
+    <w:p>
+      <w:pPr>
+        <w:pStyle w:val="ListBullet"/>
+        <w:spacing w:after="120"/>
+      </w:pPr>
+      <w:r>
+        <w:rPr>
+          <w:rFonts w:ascii="Arial" w:hAnsi="Arial" w:cs="Arial"/>
+        </w:rPr>
+        <w:t>auditability</w:t>
+      </w:r>
+    </w:p>
+    <w:p>
+      <w:pPr>
+        <w:pStyle w:val="ListBullet"/>
+        <w:spacing w:after="120"/>
+      </w:pPr>
+      <w:r>
+        <w:rPr>
+          <w:rFonts w:ascii="Arial" w:hAnsi="Arial" w:cs="Arial"/>
+        </w:rPr>
+        <w:t>discussion with colleagues</w:t>
+      </w:r>
+    </w:p>
+    <w:p>
+      <w:pPr>
+        <w:pStyle w:val="ListBullet"/>
+        <w:spacing w:after="120"/>
+      </w:pPr>
+      <w:r>
+        <w:rPr>
+          <w:rFonts w:ascii="Arial" w:hAnsi="Arial" w:cs="Arial"/>
+        </w:rPr>
+        <w:t>safety when changing timing values</w:t>
+      </w:r>
+    </w:p>
+    <w:p>
+      <w:r>
+        <w:rPr>
+          <w:rFonts w:ascii="Arial" w:hAnsi="Arial" w:cs="Arial"/>
+        </w:rPr>
+        <w:t>Important nuance:</w:t>
+      </w:r>
+    </w:p>
+    <w:p>
+      <w:pPr>
+        <w:pStyle w:val="ListBullet"/>
+        <w:spacing w:after="120"/>
+      </w:pPr>
+      <w:r>
+        <w:rPr>
+          <w:rFonts w:ascii="Arial" w:hAnsi="Arial" w:cs="Arial"/>
+        </w:rPr>
+        <w:t>`M_Duino_v002.ino` is clearly better on unit clarity</w:t>
+      </w:r>
+    </w:p>
+    <w:p>
+      <w:pPr>
+        <w:pStyle w:val="ListBullet"/>
+        <w:spacing w:after="120"/>
+      </w:pPr>
+      <w:r>
+        <w:rPr>
+          <w:rFonts w:ascii="Arial" w:hAnsi="Arial" w:cs="Arial"/>
+        </w:rPr>
+        <w:t>but a few names still need physical interpretation in the documentation</w:t>
+      </w:r>
+    </w:p>
+    <w:p>
+      <w:pPr>
+        <w:pStyle w:val="ListBullet"/>
+        <w:spacing w:after="120"/>
+      </w:pPr>
+      <w:r>
+        <w:rPr>
+          <w:rFonts w:ascii="Arial" w:hAnsi="Arial" w:cs="Arial"/>
+        </w:rPr>
+        <w:t>the main example is `sparkDwell_us`, which should be understood as coil dwell / ignition-command time, not literal plasma duration at the spark plug</w:t>
       </w:r>
     </w:p>
     <w:p>
@@ -3731,6 +3939,18 @@
         <w:t>a clearer explanation of how hot wires, coil dwell, ignition release, and DAQ interact</w:t>
       </w:r>
     </w:p>
+    <w:p>
+      <w:pPr>
+        <w:pStyle w:val="ListBullet"/>
+        <w:spacing w:after="120"/>
+      </w:pPr>
+      <w:r>
+        <w:rPr>
+          <w:rFonts w:ascii="Arial" w:hAnsi="Arial" w:cs="Arial"/>
+        </w:rPr>
+        <w:t>better timing-variable naming and unit visibility than the original sketch</w:t>
+      </w:r>
+    </w:p>
     <w:sectPr>
       <w:headerReference w:type="default" r:id="rId9"/>
       <w:footerReference w:type="default" r:id="rId10"/>

--- a/Documentation/M-Duino-Trigger_Box_Code_Explanation/Trigger_Box_Controller_Explanation_v000.docx
+++ b/Documentation/M-Duino-Trigger_Box_Code_Explanation/Trigger_Box_Controller_Explanation_v000.docx
@@ -352,7 +352,82 @@
         <w:rPr>
           <w:rFonts w:ascii="Arial" w:hAnsi="Arial" w:cs="Arial"/>
         </w:rPr>
-        <w:t>2. Hardware Signals</w:t>
+        <w:t>2. Firmware Source Referenced</w:t>
+      </w:r>
+    </w:p>
+    <w:p>
+      <w:r>
+        <w:rPr>
+          <w:rFonts w:ascii="Arial" w:hAnsi="Arial" w:cs="Arial"/>
+        </w:rPr>
+        <w:t>This explanation refers to the following source files in the repository:</w:t>
+      </w:r>
+    </w:p>
+    <w:p>
+      <w:pPr>
+        <w:pStyle w:val="ListBullet"/>
+        <w:spacing w:after="120"/>
+      </w:pPr>
+      <w:r>
+        <w:rPr>
+          <w:rFonts w:ascii="Arial" w:hAnsi="Arial" w:cs="Arial"/>
+        </w:rPr>
+        <w:t>`M-DuinoScripts/M_Duino_v002/M_Duino_v002.ino`</w:t>
+      </w:r>
+    </w:p>
+    <w:p>
+      <w:pPr>
+        <w:pStyle w:val="ListBullet"/>
+        <w:spacing w:after="120"/>
+      </w:pPr>
+      <w:r>
+        <w:rPr>
+          <w:rFonts w:ascii="Arial" w:hAnsi="Arial" w:cs="Arial"/>
+        </w:rPr>
+        <w:t>`M-DuinoScripts/M-Duino_Original/M-Duino_Original.ino`</w:t>
+      </w:r>
+    </w:p>
+    <w:p>
+      <w:r>
+        <w:rPr>
+          <w:rFonts w:ascii="Arial" w:hAnsi="Arial" w:cs="Arial"/>
+        </w:rPr>
+        <w:t>Interpretation rule:</w:t>
+      </w:r>
+    </w:p>
+    <w:p>
+      <w:pPr>
+        <w:pStyle w:val="ListBullet"/>
+        <w:spacing w:after="120"/>
+      </w:pPr>
+      <w:r>
+        <w:rPr>
+          <w:rFonts w:ascii="Arial" w:hAnsi="Arial" w:cs="Arial"/>
+        </w:rPr>
+        <w:t>the `.ino` files are the source of truth for the actual firmware logic</w:t>
+      </w:r>
+    </w:p>
+    <w:p>
+      <w:pPr>
+        <w:pStyle w:val="ListBullet"/>
+        <w:spacing w:after="120"/>
+      </w:pPr>
+      <w:r>
+        <w:rPr>
+          <w:rFonts w:ascii="Arial" w:hAnsi="Arial" w:cs="Arial"/>
+        </w:rPr>
+        <w:t>this document explains the logic and terminology, but does not replace the source code itself</w:t>
+      </w:r>
+    </w:p>
+    <w:p>
+      <w:pPr>
+        <w:pStyle w:val="Heading1"/>
+      </w:pPr>
+      <w:r>
+        <w:rPr>
+          <w:rFonts w:ascii="Arial" w:hAnsi="Arial" w:cs="Arial"/>
+        </w:rPr>
+        <w:t>3. Hardware Signals</w:t>
       </w:r>
     </w:p>
     <w:tbl>
@@ -1165,7 +1240,7 @@
         <w:rPr>
           <w:rFonts w:ascii="Arial" w:hAnsi="Arial" w:cs="Arial"/>
         </w:rPr>
-        <w:t>3. Unit Convention</w:t>
+        <w:t>4. Unit Convention</w:t>
       </w:r>
     </w:p>
     <w:p>
@@ -1528,7 +1603,7 @@
         <w:rPr>
           <w:rFonts w:ascii="Arial" w:hAnsi="Arial" w:cs="Arial"/>
         </w:rPr>
-        <w:t>4. Main Timing Variables</w:t>
+        <w:t>5. Main Timing Variables</w:t>
       </w:r>
     </w:p>
     <w:tbl>
@@ -2131,7 +2206,7 @@
                 <w:b w:val="0"/>
                 <w:sz w:val="21"/>
               </w:rPr>
-              <w:t>Stable input time required before accepting a switch change.</w:t>
+              <w:t>Stable input time required before accepting a switch change. This can introduce up to about `30 ms` of input acceptance delay for a changed switch state.</w:t>
             </w:r>
           </w:p>
         </w:tc>
@@ -2236,6 +2311,298 @@
       </w:tr>
     </w:tbl>
     <w:p>
+      <w:r>
+        <w:rPr>
+          <w:rFonts w:ascii="Arial" w:hAnsi="Arial" w:cs="Arial"/>
+        </w:rPr>
+        <w:t>Debounce interpretation</w:t>
+      </w:r>
+    </w:p>
+    <w:p>
+      <w:r>
+        <w:rPr>
+          <w:rFonts w:ascii="Arial" w:hAnsi="Arial" w:cs="Arial"/>
+        </w:rPr>
+        <w:t>The debounce setting is often misunderstood, so it is useful to state it explicitly:</w:t>
+      </w:r>
+    </w:p>
+    <w:p>
+      <w:pPr>
+        <w:pStyle w:val="ListBullet"/>
+        <w:spacing w:after="120"/>
+      </w:pPr>
+      <w:r>
+        <w:rPr>
+          <w:rFonts w:ascii="Arial" w:hAnsi="Arial" w:cs="Arial"/>
+        </w:rPr>
+        <w:t>`debounce_us = 30,000` means the firmware waits for the raw input to remain unchanged for about `30 ms` before accepting the new state.</w:t>
+      </w:r>
+    </w:p>
+    <w:p>
+      <w:pPr>
+        <w:pStyle w:val="ListBullet"/>
+        <w:spacing w:after="120"/>
+      </w:pPr>
+      <w:r>
+        <w:rPr>
+          <w:rFonts w:ascii="Arial" w:hAnsi="Arial" w:cs="Arial"/>
+        </w:rPr>
+        <w:t>This can introduce up to about `30 ms` of input acceptance delay after a switch changes.</w:t>
+      </w:r>
+    </w:p>
+    <w:p>
+      <w:pPr>
+        <w:pStyle w:val="ListBullet"/>
+        <w:spacing w:after="120"/>
+      </w:pPr>
+      <w:r>
+        <w:rPr>
+          <w:rFonts w:ascii="Arial" w:hAnsi="Arial" w:cs="Arial"/>
+        </w:rPr>
+        <w:t>That delay is intentional. It helps reject mechanical switch bounce and short noise spikes.</w:t>
+      </w:r>
+    </w:p>
+    <w:p>
+      <w:pPr>
+        <w:pStyle w:val="ListBullet"/>
+        <w:spacing w:after="120"/>
+      </w:pPr>
+      <w:r>
+        <w:rPr>
+          <w:rFonts w:ascii="Arial" w:hAnsi="Arial" w:cs="Arial"/>
+        </w:rPr>
+        <w:t>It does not mean the whole controller is delayed by `30 ms` all the time. It only affects recognition of a changed input state.</w:t>
+      </w:r>
+    </w:p>
+    <w:p>
+      <w:r>
+        <w:rPr>
+          <w:rFonts w:ascii="Arial" w:hAnsi="Arial" w:cs="Arial"/>
+        </w:rPr>
+        <w:t>The software method used here is:</w:t>
+      </w:r>
+    </w:p>
+    <w:p>
+      <w:pPr>
+        <w:pStyle w:val="ListBullet"/>
+        <w:spacing w:after="120"/>
+      </w:pPr>
+      <w:r>
+        <w:rPr>
+          <w:rFonts w:ascii="Arial" w:hAnsi="Arial" w:cs="Arial"/>
+        </w:rPr>
+        <w:t>if the raw input changes, the debounce timer effectively restarts</w:t>
+      </w:r>
+    </w:p>
+    <w:p>
+      <w:pPr>
+        <w:pStyle w:val="ListBullet"/>
+        <w:spacing w:after="120"/>
+      </w:pPr>
+      <w:r>
+        <w:rPr>
+          <w:rFonts w:ascii="Arial" w:hAnsi="Arial" w:cs="Arial"/>
+        </w:rPr>
+        <w:t>only when the raw level stays unchanged for the full debounce interval does the firmware update the accepted stable state</w:t>
+      </w:r>
+    </w:p>
+    <w:p>
+      <w:r>
+        <w:rPr>
+          <w:rFonts w:ascii="Arial" w:hAnsi="Arial" w:cs="Arial"/>
+        </w:rPr>
+        <w:t>This is a common and robust debounce approach for mechanical operator controls such as `Arm`, `Trigger`, and `Mode`.</w:t>
+      </w:r>
+    </w:p>
+    <w:p>
+      <w:r>
+        <w:rPr>
+          <w:rFonts w:ascii="Arial" w:hAnsi="Arial" w:cs="Arial"/>
+        </w:rPr>
+        <w:t>Recommended feature settings for real hazardous tests</w:t>
+      </w:r>
+    </w:p>
+    <w:p>
+      <w:r>
+        <w:rPr>
+          <w:rFonts w:ascii="Arial" w:hAnsi="Arial" w:cs="Arial"/>
+        </w:rPr>
+        <w:t>For a real hydrogen ignition run, the recommended feature configuration is:</w:t>
+      </w:r>
+    </w:p>
+    <w:p>
+      <w:pPr>
+        <w:pStyle w:val="ListBullet"/>
+        <w:spacing w:after="120"/>
+      </w:pPr>
+      <w:r>
+        <w:rPr>
+          <w:rFonts w:ascii="Arial" w:hAnsi="Arial" w:cs="Arial"/>
+        </w:rPr>
+        <w:t>`useHotWireStep = true`</w:t>
+      </w:r>
+    </w:p>
+    <w:p>
+      <w:pPr>
+        <w:pStyle w:val="ListBullet"/>
+        <w:spacing w:after="120"/>
+      </w:pPr>
+      <w:r>
+        <w:rPr>
+          <w:rFonts w:ascii="Arial" w:hAnsi="Arial" w:cs="Arial"/>
+        </w:rPr>
+        <w:t>`enableSerialDebug = false`</w:t>
+      </w:r>
+    </w:p>
+    <w:p>
+      <w:pPr>
+        <w:pStyle w:val="ListBullet"/>
+        <w:spacing w:after="120"/>
+      </w:pPr>
+      <w:r>
+        <w:rPr>
+          <w:rFonts w:ascii="Arial" w:hAnsi="Arial" w:cs="Arial"/>
+        </w:rPr>
+        <w:t>`enableTransitionDebug = false`</w:t>
+      </w:r>
+    </w:p>
+    <w:p>
+      <w:pPr>
+        <w:pStyle w:val="ListBullet"/>
+        <w:spacing w:after="120"/>
+      </w:pPr>
+      <w:r>
+        <w:rPr>
+          <w:rFonts w:ascii="Arial" w:hAnsi="Arial" w:cs="Arial"/>
+        </w:rPr>
+        <w:t>`useBenchTestTimings = false`</w:t>
+      </w:r>
+    </w:p>
+    <w:p>
+      <w:r>
+        <w:rPr>
+          <w:rFonts w:ascii="Arial" w:hAnsi="Arial" w:cs="Arial"/>
+        </w:rPr>
+        <w:t>Interpretation:</w:t>
+      </w:r>
+    </w:p>
+    <w:p>
+      <w:pPr>
+        <w:pStyle w:val="ListBullet"/>
+        <w:spacing w:after="120"/>
+      </w:pPr>
+      <w:r>
+        <w:rPr>
+          <w:rFonts w:ascii="Arial" w:hAnsi="Arial" w:cs="Arial"/>
+        </w:rPr>
+        <w:t>`useHotWireStep = true` should remain enabled if the real experiment includes the hot-wire stage before ignition.</w:t>
+      </w:r>
+    </w:p>
+    <w:p>
+      <w:pPr>
+        <w:pStyle w:val="ListBullet"/>
+        <w:spacing w:after="120"/>
+      </w:pPr>
+      <w:r>
+        <w:rPr>
+          <w:rFonts w:ascii="Arial" w:hAnsi="Arial" w:cs="Arial"/>
+        </w:rPr>
+        <w:t>`enableSerialDebug = false` is recommended for real firing because serial printing at `9600` baud can interfere with short timing windows such as `sparkDwell_us = 5000` and `daqPulse_us = 600`.</w:t>
+      </w:r>
+    </w:p>
+    <w:p>
+      <w:pPr>
+        <w:pStyle w:val="ListBullet"/>
+        <w:spacing w:after="120"/>
+      </w:pPr>
+      <w:r>
+        <w:rPr>
+          <w:rFonts w:ascii="Arial" w:hAnsi="Arial" w:cs="Arial"/>
+        </w:rPr>
+        <w:t>`enableTransitionDebug = false` should also be disabled for the same reason.</w:t>
+      </w:r>
+    </w:p>
+    <w:p>
+      <w:pPr>
+        <w:pStyle w:val="ListBullet"/>
+        <w:spacing w:after="120"/>
+      </w:pPr>
+      <w:r>
+        <w:rPr>
+          <w:rFonts w:ascii="Arial" w:hAnsi="Arial" w:cs="Arial"/>
+        </w:rPr>
+        <w:t>`useBenchTestTimings = false` keeps the real timing values instead of the shortened bench/simulator values.</w:t>
+      </w:r>
+    </w:p>
+    <w:p>
+      <w:r>
+        <w:rPr>
+          <w:rFonts w:ascii="Arial" w:hAnsi="Arial" w:cs="Arial"/>
+        </w:rPr>
+        <w:t>For bench testing, dry checks, and Wokwi-style logic validation, it is still reasonable to use debug output and shortened timings when needed.</w:t>
+      </w:r>
+    </w:p>
+    <w:p>
+      <w:r>
+        <w:rPr>
+          <w:rFonts w:ascii="Arial" w:hAnsi="Arial" w:cs="Arial"/>
+        </w:rPr>
+        <w:t>DAQ output path note</w:t>
+      </w:r>
+    </w:p>
+    <w:p>
+      <w:r>
+        <w:rPr>
+          <w:rFonts w:ascii="Arial" w:hAnsi="Arial" w:cs="Arial"/>
+        </w:rPr>
+        <w:t>The `DAQTrig` pulse is intentionally short. In the reviewed configuration it is only `600 us`, so the real DAQ trigger path should be verified as a fast electronic output path, not a mechanical relay path.</w:t>
+      </w:r>
+    </w:p>
+    <w:p>
+      <w:r>
+        <w:rPr>
+          <w:rFonts w:ascii="Arial" w:hAnsi="Arial" w:cs="Arial"/>
+        </w:rPr>
+        <w:t>The practical hardware check is:</w:t>
+      </w:r>
+    </w:p>
+    <w:p>
+      <w:pPr>
+        <w:pStyle w:val="ListBullet"/>
+        <w:spacing w:after="120"/>
+      </w:pPr>
+      <w:r>
+        <w:rPr>
+          <w:rFonts w:ascii="Arial" w:hAnsi="Arial" w:cs="Arial"/>
+        </w:rPr>
+        <w:t>confirm that the DAQ trigger is driven from the intended `Q` output path</w:t>
+      </w:r>
+    </w:p>
+    <w:p>
+      <w:pPr>
+        <w:pStyle w:val="ListBullet"/>
+        <w:spacing w:after="120"/>
+      </w:pPr>
+      <w:r>
+        <w:rPr>
+          <w:rFonts w:ascii="Arial" w:hAnsi="Arial" w:cs="Arial"/>
+        </w:rPr>
+        <w:t>confirm that the signal is not later routed through a slow relay or bouncing contact</w:t>
+      </w:r>
+    </w:p>
+    <w:p>
+      <w:pPr>
+        <w:pStyle w:val="ListBullet"/>
+        <w:spacing w:after="120"/>
+      </w:pPr>
+      <w:r>
+        <w:rPr>
+          <w:rFonts w:ascii="Arial" w:hAnsi="Arial" w:cs="Arial"/>
+        </w:rPr>
+        <w:t>confirm on an oscilloscope that the real pulse width and edge timing are acceptable at the DAQ input</w:t>
+      </w:r>
+    </w:p>
+    <w:p>
       <w:pPr>
         <w:pStyle w:val="Heading1"/>
       </w:pPr>
@@ -2243,7 +2610,7 @@
         <w:rPr>
           <w:rFonts w:ascii="Arial" w:hAnsi="Arial" w:cs="Arial"/>
         </w:rPr>
-        <w:t>5. Sequence Overview</w:t>
+        <w:t>6. Sequence Overview</w:t>
       </w:r>
     </w:p>
     <w:p>
@@ -2578,7 +2945,7 @@
         <w:rPr>
           <w:rFonts w:ascii="Arial" w:hAnsi="Arial" w:cs="Arial"/>
         </w:rPr>
-        <w:t>6. State Machine</w:t>
+        <w:t>7. State Machine</w:t>
       </w:r>
     </w:p>
     <w:p>
@@ -3061,7 +3428,7 @@
         <w:rPr>
           <w:rFonts w:ascii="Arial" w:hAnsi="Arial" w:cs="Arial"/>
         </w:rPr>
-        <w:t>7. Why This Version Is Safer and Easier to Read</w:t>
+        <w:t>8. Why This Version Is Safer and Easier to Read</w:t>
       </w:r>
     </w:p>
     <w:p>
@@ -3152,7 +3519,7 @@
         <w:rPr>
           <w:rFonts w:ascii="Arial" w:hAnsi="Arial" w:cs="Arial"/>
         </w:rPr>
-        <w:t>8. Code Structure</w:t>
+        <w:t>9. Code Structure</w:t>
       </w:r>
     </w:p>
     <w:tbl>
@@ -3627,7 +3994,7 @@
         <w:rPr>
           <w:rFonts w:ascii="Arial" w:hAnsi="Arial" w:cs="Arial"/>
         </w:rPr>
-        <w:t>9. Safety Behaviors Built Into the Logic</w:t>
+        <w:t>10. Safety Behaviors Built Into the Logic</w:t>
       </w:r>
     </w:p>
     <w:p>
@@ -3730,7 +4097,7 @@
         <w:rPr>
           <w:rFonts w:ascii="Arial" w:hAnsi="Arial" w:cs="Arial"/>
         </w:rPr>
-        <w:t>10. Hardware Points to Confirm</w:t>
+        <w:t>11. Hardware Points to Confirm</w:t>
       </w:r>
     </w:p>
     <w:p>
@@ -3777,7 +4144,7 @@
         <w:rPr>
           <w:rFonts w:ascii="Arial" w:hAnsi="Arial" w:cs="Arial"/>
         </w:rPr>
-        <w:t>11. Practical Test Strategy</w:t>
+        <w:t>12. Practical Test Strategy</w:t>
       </w:r>
     </w:p>
     <w:p>
@@ -3868,7 +4235,7 @@
         <w:rPr>
           <w:rFonts w:ascii="Arial" w:hAnsi="Arial" w:cs="Arial"/>
         </w:rPr>
-        <w:t>12. Short Summary</w:t>
+        <w:t>13. Short Summary</w:t>
       </w:r>
     </w:p>
     <w:p>

--- a/Documentation/M-Duino-Trigger_Box_Code_Explanation/Trigger_Box_Controller_Explanation_v000.docx
+++ b/Documentation/M-Duino-Trigger_Box_Code_Explanation/Trigger_Box_Controller_Explanation_v000.docx
@@ -133,7 +133,7 @@
                 <w:b w:val="0"/>
                 <w:sz w:val="21"/>
               </w:rPr>
-              <w:t>2026-05-04</w:t>
+              <w:t>2026-05-05</w:t>
             </w:r>
           </w:p>
         </w:tc>
@@ -372,7 +372,7 @@
         <w:rPr>
           <w:rFonts w:ascii="Arial" w:hAnsi="Arial" w:cs="Arial"/>
         </w:rPr>
-        <w:t>`M-DuinoScripts/M_Duino_v002/M_Duino_v002.ino`</w:t>
+        <w:t>`M-DuinoScripts/M_Duino_v005/M_Duino_v005.ino`</w:t>
       </w:r>
     </w:p>
     <w:p>
@@ -736,7 +736,7 @@
                 <w:b w:val="0"/>
                 <w:sz w:val="21"/>
               </w:rPr>
-              <w:t>Starts the firing sequence after arming. Treated as a momentary start command.</w:t>
+              <w:t>Starts the firing sequence after arming. On the real box this may be a maintained switch rather than a momentary pushbutton. In hydrogen-test mode it must be returned to the inactive position before the next clean re-arm.</w:t>
             </w:r>
           </w:p>
         </w:tc>
@@ -932,7 +932,7 @@
                 <w:b w:val="0"/>
                 <w:sz w:val="21"/>
               </w:rPr>
-              <w:t>Indicates that the system is armed or in an active sequence.</w:t>
+              <w:t>Indicates that the system is armed or in an active sequence. In hydrogen-test mode, the light staying off while `Trigger` remains active after a fired/fail/abort condition is intentional feedback that a clean reset has not yet been completed. In spark-test mode, the light follows `Arm` more directly.</w:t>
             </w:r>
           </w:p>
         </w:tc>
@@ -1400,7 +1400,7 @@
         <w:rPr>
           <w:rFonts w:ascii="Arial" w:hAnsi="Arial" w:cs="Arial"/>
         </w:rPr>
-        <w:t>The reviewed `M_Duino_v002.ino` is better than the original sketch in how it handles units.</w:t>
+        <w:t>The reviewed `M_Duino_v005.ino` is better than the original sketch in how it handles units.</w:t>
       </w:r>
     </w:p>
     <w:p>
@@ -1568,7 +1568,7 @@
         <w:rPr>
           <w:rFonts w:ascii="Arial" w:hAnsi="Arial" w:cs="Arial"/>
         </w:rPr>
-        <w:t>`M_Duino_v002.ino` is clearly better on unit clarity</w:t>
+        <w:t>`M_Duino_v005.ino` is clearly better on unit clarity</w:t>
       </w:r>
     </w:p>
     <w:p>
@@ -2109,6 +2109,104 @@
                 <w:sz w:val="21"/>
               </w:rPr>
               <w:t>Time between ignition-command cycles in spark-test mode.</w:t>
+            </w:r>
+          </w:p>
+        </w:tc>
+      </w:tr>
+      <w:tr>
+        <w:tc>
+          <w:tcPr>
+            <w:tcW w:type="dxa" w:w="2340"/>
+            <w:vAlign w:val="center"/>
+          </w:tcPr>
+          <w:p>
+            <w:pPr>
+              <w:spacing w:after="0" w:before="0"/>
+            </w:pPr>
+            <w:r>
+              <w:rPr>
+                <w:rFonts w:ascii="Arial" w:hAnsi="Arial" w:cs="Arial"/>
+              </w:rPr>
+            </w:r>
+            <w:r>
+              <w:rPr>
+                <w:rFonts w:ascii="Arial" w:hAnsi="Arial" w:cs="Arial"/>
+                <w:b w:val="0"/>
+                <w:sz w:val="21"/>
+              </w:rPr>
+              <w:t>`sparkTestMaxRun_us`</w:t>
+            </w:r>
+          </w:p>
+        </w:tc>
+        <w:tc>
+          <w:tcPr>
+            <w:tcW w:type="dxa" w:w="2340"/>
+            <w:vAlign w:val="center"/>
+          </w:tcPr>
+          <w:p>
+            <w:pPr>
+              <w:spacing w:after="0" w:before="0"/>
+            </w:pPr>
+            <w:r>
+              <w:rPr>
+                <w:rFonts w:ascii="Arial" w:hAnsi="Arial" w:cs="Arial"/>
+              </w:rPr>
+            </w:r>
+            <w:r>
+              <w:rPr>
+                <w:rFonts w:ascii="Arial" w:hAnsi="Arial" w:cs="Arial"/>
+                <w:b w:val="0"/>
+                <w:sz w:val="21"/>
+              </w:rPr>
+              <w:t>`30,000,000`</w:t>
+            </w:r>
+          </w:p>
+        </w:tc>
+        <w:tc>
+          <w:tcPr>
+            <w:tcW w:type="dxa" w:w="2340"/>
+            <w:vAlign w:val="center"/>
+          </w:tcPr>
+          <w:p>
+            <w:pPr>
+              <w:spacing w:after="0" w:before="0"/>
+            </w:pPr>
+            <w:r>
+              <w:rPr>
+                <w:rFonts w:ascii="Arial" w:hAnsi="Arial" w:cs="Arial"/>
+              </w:rPr>
+            </w:r>
+            <w:r>
+              <w:rPr>
+                <w:rFonts w:ascii="Arial" w:hAnsi="Arial" w:cs="Arial"/>
+                <w:b w:val="0"/>
+                <w:sz w:val="21"/>
+              </w:rPr>
+              <w:t>microseconds</w:t>
+            </w:r>
+          </w:p>
+        </w:tc>
+        <w:tc>
+          <w:tcPr>
+            <w:tcW w:type="dxa" w:w="2340"/>
+            <w:vAlign w:val="center"/>
+          </w:tcPr>
+          <w:p>
+            <w:pPr>
+              <w:spacing w:after="0" w:before="0"/>
+            </w:pPr>
+            <w:r>
+              <w:rPr>
+                <w:rFonts w:ascii="Arial" w:hAnsi="Arial" w:cs="Arial"/>
+              </w:rPr>
+            </w:r>
+            <w:r>
+              <w:rPr>
+                <w:rFonts w:ascii="Arial" w:hAnsi="Arial" w:cs="Arial"/>
+                <w:b w:val="0"/>
+                <w:sz w:val="21"/>
+              </w:rPr>
+              <w:t>Maximum continuous spark-test run time before the controller stops spark-test automatically as a safety timeout.</w:t>
             </w:r>
           </w:p>
         </w:tc>
@@ -2886,6 +2984,114 @@
         <w:rPr>
           <w:rFonts w:ascii="Arial" w:hAnsi="Arial" w:cs="Arial"/>
         </w:rPr>
+        <w:t>Operator reset behavior</w:t>
+      </w:r>
+    </w:p>
+    <w:p>
+      <w:r>
+        <w:rPr>
+          <w:rFonts w:ascii="Arial" w:hAnsi="Arial" w:cs="Arial"/>
+        </w:rPr>
+        <w:t>If the real `Trigger` control is a maintained switch rather than a momentary pushbutton, the reset/re-arm sequence is intentionally strict:</w:t>
+      </w:r>
+    </w:p>
+    <w:p>
+      <w:pPr>
+        <w:pStyle w:val="ListBullet"/>
+        <w:spacing w:after="120"/>
+      </w:pPr>
+      <w:r>
+        <w:rPr>
+          <w:rFonts w:ascii="Arial" w:hAnsi="Arial" w:cs="Arial"/>
+        </w:rPr>
+        <w:t>after a fired, failed, or aborted cycle, both `Arm` and `Trigger` must be returned to the inactive position</w:t>
+      </w:r>
+    </w:p>
+    <w:p>
+      <w:pPr>
+        <w:pStyle w:val="ListBullet"/>
+        <w:spacing w:after="120"/>
+      </w:pPr>
+      <w:r>
+        <w:rPr>
+          <w:rFonts w:ascii="Arial" w:hAnsi="Arial" w:cs="Arial"/>
+        </w:rPr>
+        <w:t>if `Trigger` remains active, the controller will not return to a clean ready state</w:t>
+      </w:r>
+    </w:p>
+    <w:p>
+      <w:pPr>
+        <w:pStyle w:val="ListBullet"/>
+        <w:spacing w:after="120"/>
+      </w:pPr>
+      <w:r>
+        <w:rPr>
+          <w:rFonts w:ascii="Arial" w:hAnsi="Arial" w:cs="Arial"/>
+        </w:rPr>
+        <w:t>the `ArmLight` remaining off in that condition is intentional feedback to the operator</w:t>
+      </w:r>
+    </w:p>
+    <w:p>
+      <w:r>
+        <w:rPr>
+          <w:rFonts w:ascii="Arial" w:hAnsi="Arial" w:cs="Arial"/>
+        </w:rPr>
+        <w:t>So in practical operator terms, the next hydrogen-test cycle should follow this sequence:</w:t>
+      </w:r>
+    </w:p>
+    <w:p>
+      <w:pPr>
+        <w:pStyle w:val="ListNumber"/>
+        <w:spacing w:after="120"/>
+      </w:pPr>
+      <w:r>
+        <w:rPr>
+          <w:rFonts w:ascii="Arial" w:hAnsi="Arial" w:cs="Arial"/>
+        </w:rPr>
+        <w:t>`Arm OFF`</w:t>
+      </w:r>
+    </w:p>
+    <w:p>
+      <w:pPr>
+        <w:pStyle w:val="ListNumber"/>
+        <w:spacing w:after="120"/>
+      </w:pPr>
+      <w:r>
+        <w:rPr>
+          <w:rFonts w:ascii="Arial" w:hAnsi="Arial" w:cs="Arial"/>
+        </w:rPr>
+        <w:t>`Trigger OFF`</w:t>
+      </w:r>
+    </w:p>
+    <w:p>
+      <w:pPr>
+        <w:pStyle w:val="ListNumber"/>
+        <w:spacing w:after="120"/>
+      </w:pPr>
+      <w:r>
+        <w:rPr>
+          <w:rFonts w:ascii="Arial" w:hAnsi="Arial" w:cs="Arial"/>
+        </w:rPr>
+        <w:t>`Arm ON`</w:t>
+      </w:r>
+    </w:p>
+    <w:p>
+      <w:pPr>
+        <w:pStyle w:val="ListNumber"/>
+        <w:spacing w:after="120"/>
+      </w:pPr>
+      <w:r>
+        <w:rPr>
+          <w:rFonts w:ascii="Arial" w:hAnsi="Arial" w:cs="Arial"/>
+        </w:rPr>
+        <w:t>`Trigger ON` to start the next run</w:t>
+      </w:r>
+    </w:p>
+    <w:p>
+      <w:r>
+        <w:rPr>
+          <w:rFonts w:ascii="Arial" w:hAnsi="Arial" w:cs="Arial"/>
+        </w:rPr>
         <w:t>Spark-test mode</w:t>
       </w:r>
     </w:p>
@@ -2922,7 +3128,55 @@
         <w:rPr>
           <w:rFonts w:ascii="Arial" w:hAnsi="Arial" w:cs="Arial"/>
         </w:rPr>
-        <w:t>If `Arm` is active, the controller generates periodic ignition-command cycles.</w:t>
+        <w:t>If `Arm` is active, the controller allows repeating ignition-command cycles after spark-test has been enabled.</w:t>
+      </w:r>
+    </w:p>
+    <w:p>
+      <w:pPr>
+        <w:pStyle w:val="ListBullet"/>
+        <w:spacing w:after="120"/>
+      </w:pPr>
+      <w:r>
+        <w:rPr>
+          <w:rFonts w:ascii="Arial" w:hAnsi="Arial" w:cs="Arial"/>
+        </w:rPr>
+        <w:t>In the reviewed `v005` logic, `Trigger` acts as a toggle command.</w:t>
+      </w:r>
+    </w:p>
+    <w:p>
+      <w:pPr>
+        <w:pStyle w:val="ListBullet"/>
+        <w:spacing w:after="120"/>
+      </w:pPr>
+      <w:r>
+        <w:rPr>
+          <w:rFonts w:ascii="Arial" w:hAnsi="Arial" w:cs="Arial"/>
+        </w:rPr>
+        <w:t>The first clean activation starts repeating spark-test pulses.</w:t>
+      </w:r>
+    </w:p>
+    <w:p>
+      <w:pPr>
+        <w:pStyle w:val="ListBullet"/>
+        <w:spacing w:after="120"/>
+      </w:pPr>
+      <w:r>
+        <w:rPr>
+          <w:rFonts w:ascii="Arial" w:hAnsi="Arial" w:cs="Arial"/>
+        </w:rPr>
+        <w:t>The next clean activation stops spark-test.</w:t>
+      </w:r>
+    </w:p>
+    <w:p>
+      <w:pPr>
+        <w:pStyle w:val="ListBullet"/>
+        <w:spacing w:after="120"/>
+      </w:pPr>
+      <w:r>
+        <w:rPr>
+          <w:rFonts w:ascii="Arial" w:hAnsi="Arial" w:cs="Arial"/>
+        </w:rPr>
+        <w:t>If spark-test is left running, the controller also stops it automatically after `sparkTestMaxRun_us = 30 s`.</w:t>
       </w:r>
     </w:p>
     <w:p>
@@ -2935,6 +3189,30 @@
           <w:rFonts w:ascii="Arial" w:hAnsi="Arial" w:cs="Arial"/>
         </w:rPr>
         <w:t>If `Arm` is released, the controller turns the spark output off immediately.</w:t>
+      </w:r>
+    </w:p>
+    <w:p>
+      <w:pPr>
+        <w:pStyle w:val="ListBullet"/>
+        <w:spacing w:after="120"/>
+      </w:pPr>
+      <w:r>
+        <w:rPr>
+          <w:rFonts w:ascii="Arial" w:hAnsi="Arial" w:cs="Arial"/>
+        </w:rPr>
+        <w:t>In spark-test mode, `ArmLight` follows the arm condition more directly and does not use the same strict trigger-reset rule as the hydrogen branch.</w:t>
+      </w:r>
+    </w:p>
+    <w:p>
+      <w:pPr>
+        <w:pStyle w:val="ListBullet"/>
+        <w:spacing w:after="120"/>
+      </w:pPr>
+      <w:r>
+        <w:rPr>
+          <w:rFonts w:ascii="Arial" w:hAnsi="Arial" w:cs="Arial"/>
+        </w:rPr>
+        <w:t>So if `Arm` is active, the armed indication can be on whether `Trigger` is currently active or inactive.</w:t>
       </w:r>
     </w:p>
     <w:p>
@@ -3508,6 +3786,18 @@
         <w:rPr>
           <w:rFonts w:ascii="Arial" w:hAnsi="Arial" w:cs="Arial"/>
         </w:rPr>
+        <w:t>Spark-test now has a defined automatic stop after `30 s`, which reduces the risk of leaving the ignition test running unintentionally.</w:t>
+      </w:r>
+    </w:p>
+    <w:p>
+      <w:pPr>
+        <w:pStyle w:val="ListBullet"/>
+        <w:spacing w:after="120"/>
+      </w:pPr>
+      <w:r>
+        <w:rPr>
+          <w:rFonts w:ascii="Arial" w:hAnsi="Arial" w:cs="Arial"/>
+        </w:rPr>
         <w:t>Mode changes force the controller back to a safe state.</w:t>
       </w:r>
     </w:p>
@@ -3780,7 +4070,7 @@
                 <w:b w:val="0"/>
                 <w:sz w:val="21"/>
               </w:rPr>
-              <w:t>Runs ignition-command behavior with a defined interval.</w:t>
+              <w:t>Runs spark-test toggle behavior, repeating ignition-command pulses, immediate stop on `Arm` release, and the `30 s` safety timeout.</w:t>
             </w:r>
           </w:p>
         </w:tc>
@@ -4055,6 +4345,18 @@
           <w:rFonts w:ascii="Arial" w:hAnsi="Arial" w:cs="Arial"/>
         </w:rPr>
         <w:t>The hot-wire outputs are turned off before the ignition-command stage begins.</w:t>
+      </w:r>
+    </w:p>
+    <w:p>
+      <w:pPr>
+        <w:pStyle w:val="ListBullet"/>
+        <w:spacing w:after="120"/>
+      </w:pPr>
+      <w:r>
+        <w:rPr>
+          <w:rFonts w:ascii="Arial" w:hAnsi="Arial" w:cs="Arial"/>
+        </w:rPr>
+        <w:t>Spark-test stops automatically after `30 s` if the operator does not stop it first.</w:t>
       </w:r>
     </w:p>
     <w:p>

--- a/Documentation/M-Duino-Trigger_Box_Code_Explanation/Trigger_Box_Controller_Explanation_v000.docx
+++ b/Documentation/M-Duino-Trigger_Box_Code_Explanation/Trigger_Box_Controller_Explanation_v000.docx
@@ -133,7 +133,7 @@
                 <w:b w:val="0"/>
                 <w:sz w:val="21"/>
               </w:rPr>
-              <w:t>2026-05-05</w:t>
+              <w:t>2026-05-08</w:t>
             </w:r>
           </w:p>
         </w:tc>
@@ -932,7 +932,7 @@
                 <w:b w:val="0"/>
                 <w:sz w:val="21"/>
               </w:rPr>
-              <w:t>Indicates that the system is armed or in an active sequence. In hydrogen-test mode, the light staying off while `Trigger` remains active after a fired/fail/abort condition is intentional feedback that a clean reset has not yet been completed. In spark-test mode, the light follows `Arm` more directly.</w:t>
+              <w:t>Indicates that the system is armed or in an active sequence. In hydrogen-test mode, the light staying off while `Trigger` remains active after a fired/fail/abort condition is intentional feedback that a clean reset has not yet been completed. In spark-test mode, the light turns on only while both `Arm` and `Trigger` are active.</w:t>
             </w:r>
           </w:p>
         </w:tc>
@@ -1766,7 +1766,7 @@
                 <w:b w:val="0"/>
                 <w:sz w:val="21"/>
               </w:rPr>
-              <w:t>`10,000,000`</w:t>
+              <w:t>`20,000,000`</w:t>
             </w:r>
           </w:p>
         </w:tc>
@@ -1814,7 +1814,7 @@
                 <w:b w:val="0"/>
                 <w:sz w:val="21"/>
               </w:rPr>
-              <w:t>Keeps the three hot-wire relay outputs on for 10 seconds.</w:t>
+              <w:t>Keeps the three hot-wire relay outputs on for 20 seconds.</w:t>
             </w:r>
           </w:p>
         </w:tc>
@@ -2565,18 +2565,6 @@
       </w:r>
     </w:p>
     <w:p>
-      <w:pPr>
-        <w:pStyle w:val="ListBullet"/>
-        <w:spacing w:after="120"/>
-      </w:pPr>
-      <w:r>
-        <w:rPr>
-          <w:rFonts w:ascii="Arial" w:hAnsi="Arial" w:cs="Arial"/>
-        </w:rPr>
-        <w:t>`useBenchTestTimings = false`</w:t>
-      </w:r>
-    </w:p>
-    <w:p>
       <w:r>
         <w:rPr>
           <w:rFonts w:ascii="Arial" w:hAnsi="Arial" w:cs="Arial"/>
@@ -2621,23 +2609,11 @@
       </w:r>
     </w:p>
     <w:p>
-      <w:pPr>
-        <w:pStyle w:val="ListBullet"/>
-        <w:spacing w:after="120"/>
-      </w:pPr>
       <w:r>
         <w:rPr>
           <w:rFonts w:ascii="Arial" w:hAnsi="Arial" w:cs="Arial"/>
         </w:rPr>
-        <w:t>`useBenchTestTimings = false` keeps the real timing values instead of the shortened bench/simulator values.</w:t>
-      </w:r>
-    </w:p>
-    <w:p>
-      <w:r>
-        <w:rPr>
-          <w:rFonts w:ascii="Arial" w:hAnsi="Arial" w:cs="Arial"/>
-        </w:rPr>
-        <w:t>For bench testing, dry checks, and Wokwi-style logic validation, it is still reasonable to use debug output and shortened timings when needed.</w:t>
+        <w:t>The main `M_Duino_v005.ino` file now uses one fixed timing set for clarity. If shorter timings are needed for simulator visibility, that should be handled in a clearly separate Wokwi-specific file rather than through a runtime timing flag in the production firmware.</w:t>
       </w:r>
     </w:p>
     <w:p>
@@ -3128,7 +3104,7 @@
         <w:rPr>
           <w:rFonts w:ascii="Arial" w:hAnsi="Arial" w:cs="Arial"/>
         </w:rPr>
-        <w:t>If `Arm` is active, the controller allows repeating ignition-command cycles after spark-test has been enabled.</w:t>
+        <w:t>Spark-test runs only while both `Arm` and `Trigger` remain active.</w:t>
       </w:r>
     </w:p>
     <w:p>
@@ -3140,7 +3116,7 @@
         <w:rPr>
           <w:rFonts w:ascii="Arial" w:hAnsi="Arial" w:cs="Arial"/>
         </w:rPr>
-        <w:t>In the reviewed `v005` logic, `Trigger` acts as a toggle command.</w:t>
+        <w:t>If `Trigger` is switched off, all spark-test outputs turn off immediately.</w:t>
       </w:r>
     </w:p>
     <w:p>
@@ -3152,7 +3128,7 @@
         <w:rPr>
           <w:rFonts w:ascii="Arial" w:hAnsi="Arial" w:cs="Arial"/>
         </w:rPr>
-        <w:t>The first clean activation starts repeating spark-test pulses.</w:t>
+        <w:t>If `Arm` is released, all spark-test outputs also turn off immediately.</w:t>
       </w:r>
     </w:p>
     <w:p>
@@ -3164,7 +3140,7 @@
         <w:rPr>
           <w:rFonts w:ascii="Arial" w:hAnsi="Arial" w:cs="Arial"/>
         </w:rPr>
-        <w:t>The next clean activation stops spark-test.</w:t>
+        <w:t>If spark-test is left running continuously, the controller still stops it automatically after `sparkTestMaxRun_us = 30 s`.</w:t>
       </w:r>
     </w:p>
     <w:p>
@@ -3176,43 +3152,7 @@
         <w:rPr>
           <w:rFonts w:ascii="Arial" w:hAnsi="Arial" w:cs="Arial"/>
         </w:rPr>
-        <w:t>If spark-test is left running, the controller also stops it automatically after `sparkTestMaxRun_us = 30 s`.</w:t>
-      </w:r>
-    </w:p>
-    <w:p>
-      <w:pPr>
-        <w:pStyle w:val="ListBullet"/>
-        <w:spacing w:after="120"/>
-      </w:pPr>
-      <w:r>
-        <w:rPr>
-          <w:rFonts w:ascii="Arial" w:hAnsi="Arial" w:cs="Arial"/>
-        </w:rPr>
-        <w:t>If `Arm` is released, the controller turns the spark output off immediately.</w:t>
-      </w:r>
-    </w:p>
-    <w:p>
-      <w:pPr>
-        <w:pStyle w:val="ListBullet"/>
-        <w:spacing w:after="120"/>
-      </w:pPr>
-      <w:r>
-        <w:rPr>
-          <w:rFonts w:ascii="Arial" w:hAnsi="Arial" w:cs="Arial"/>
-        </w:rPr>
-        <w:t>In spark-test mode, `ArmLight` follows the arm condition more directly and does not use the same strict trigger-reset rule as the hydrogen branch.</w:t>
-      </w:r>
-    </w:p>
-    <w:p>
-      <w:pPr>
-        <w:pStyle w:val="ListBullet"/>
-        <w:spacing w:after="120"/>
-      </w:pPr>
-      <w:r>
-        <w:rPr>
-          <w:rFonts w:ascii="Arial" w:hAnsi="Arial" w:cs="Arial"/>
-        </w:rPr>
-        <w:t>So if `Arm` is active, the armed indication can be on whether `Trigger` is currently active or inactive.</w:t>
+        <w:t>In spark-test mode, `ArmLight` does not follow `Arm` alone. It is on only while the maintained `Trigger` is also active.</w:t>
       </w:r>
     </w:p>
     <w:p>
@@ -3786,7 +3726,7 @@
         <w:rPr>
           <w:rFonts w:ascii="Arial" w:hAnsi="Arial" w:cs="Arial"/>
         </w:rPr>
-        <w:t>Spark-test now has a defined automatic stop after `30 s`, which reduces the risk of leaving the ignition test running unintentionally.</w:t>
+        <w:t>Spark-test now matches the maintained trigger hardware more naturally and also has a defined automatic stop after `30 s`.</w:t>
       </w:r>
     </w:p>
     <w:p>
@@ -4070,7 +4010,7 @@
                 <w:b w:val="0"/>
                 <w:sz w:val="21"/>
               </w:rPr>
-              <w:t>Runs spark-test toggle behavior, repeating ignition-command pulses, immediate stop on `Arm` release, and the `30 s` safety timeout.</w:t>
+              <w:t>Runs maintained-switch spark-test behavior, repeating ignition-command pulses only while both `Arm` and `Trigger` are active, plus the `30 s` safety timeout.</w:t>
             </w:r>
           </w:p>
         </w:tc>
@@ -4345,6 +4285,18 @@
           <w:rFonts w:ascii="Arial" w:hAnsi="Arial" w:cs="Arial"/>
         </w:rPr>
         <w:t>The hot-wire outputs are turned off before the ignition-command stage begins.</w:t>
+      </w:r>
+    </w:p>
+    <w:p>
+      <w:pPr>
+        <w:pStyle w:val="ListBullet"/>
+        <w:spacing w:after="120"/>
+      </w:pPr>
+      <w:r>
+        <w:rPr>
+          <w:rFonts w:ascii="Arial" w:hAnsi="Arial" w:cs="Arial"/>
+        </w:rPr>
+        <w:t>In spark-test mode, the outputs stop immediately if either `Arm` or `Trigger` is released.</w:t>
       </w:r>
     </w:p>
     <w:p>
